--- a/example_articles/countries/Mexico/4.countries_Mexico_Other_publisher.docx
+++ b/example_articles/countries/Mexico/4.countries_Mexico_Other_publisher.docx
@@ -27,17 +27,17 @@
     </w:p>
     <w:p>
       <w:r>
-        <w:t>Source File: Other publishers/Files (500) (31).DOCX</w:t>
+        <w:t>Source file: Other publishers/Files (500) (31).DOCX</w:t>
       </w:r>
     </w:p>
     <w:p>
       <w:r>
-        <w:t>Raw locations result: ['Mexico']</w:t>
+        <w:t>Raw locations result, 'locations': ['Mexico']</w:t>
       </w:r>
     </w:p>
     <w:p>
       <w:r>
-        <w:t>countries_stand_flat (Standardized): Mexico</w:t>
+        <w:t>Standardized locations result, 'countries_stand_flat': Mexico</w:t>
       </w:r>
     </w:p>
     <w:p>

--- a/example_articles/countries/Mexico/4.countries_Mexico_Other_publisher.docx
+++ b/example_articles/countries/Mexico/4.countries_Mexico_Other_publisher.docx
@@ -7,7 +7,9 @@
         <w:pStyle w:val="Heading1"/>
       </w:pPr>
       <w:r>
-        <w:t>INTO THE TRASH</w:t>
+        <w:t>AID FOR MEXICO'S POOR OFTEN WASTED;</w:t>
+        <w:br/>
+        <w:t>CHARITABLE DONATIONS ARE SQUANDERED; MISGUIDED PROJECTS FAIL</w:t>
       </w:r>
     </w:p>
     <w:p>
@@ -17,17 +19,17 @@
     </w:p>
     <w:p>
       <w:r>
-        <w:t>Date: 1993-11-30</w:t>
+        <w:t>Date: 1996-08-14</w:t>
       </w:r>
     </w:p>
     <w:p>
       <w:r>
-        <w:t>Section: EDITORIAL,; LETTERS TO THE EDITOR</w:t>
+        <w:t>Section: NEWS,; WORLD UP CLOSE</w:t>
       </w:r>
     </w:p>
     <w:p>
       <w:r>
-        <w:t>Source file: Other publishers/Files (500) (31).DOCX</w:t>
+        <w:t>Source file: Other publishers/Files (500) (28).DOCX</w:t>
       </w:r>
     </w:p>
     <w:p>
@@ -49,17 +51,99 @@
     </w:p>
     <w:p>
       <w:r>
-        <w:t>In his haste to pass NAFTA, President Clinton has created a new generation of ''throwaway'' people: 100,000 garment workers in Los Angeles, 80,000 in New York City, 40,000 in Miami; thousands of autoworkers and those in what remains of the steel and glass industry.</w:t>
+        <w:t>In the isolated Mexican mountain town of Santo Domingo Tepuxtepec, where every fourth infant dies before its first birthday, a gleaming new clinic with three well-trained doctors and nurses stands empty.</w:t>
         <w:br/>
-        <w:t>Organized labor and the working class are the foundation of the Democratic Party.</w:t>
+        <w:t>Villagers, mostly Mixtec Indians, shun these strangers with their peculiar ways. Parents would rather take their families to traditional healers they know and trust than go to chaa tana - 'not one of us.'</w:t>
         <w:br/>
-        <w:t>President Clinton has chosen to abandon them in favor of the well- educated, the elite and the rich. So, what is NAFTA? Welfare for the rich.</w:t>
+        <w:t>The clinic - built with $ 2,000 in donations to the Christian Children's Fund and operated with thousands more dollars each year - is testament to one of the key problems with U.S. aid projects in Mexico: A vast cultural gap divides what U.S. charities think Mexicans want and what they need.</w:t>
         <w:br/>
-        <w:t>President Clinton has promised to pass legislation providing $ 90 million for retraining workers displaced by NAFTA.</w:t>
+        <w:t>That gap is widened by Mexico's endemic corruption and lack of accountability. Nationwide, donations are squandered, and misguided projects fail to change the lives of the country's poorest.</w:t>
         <w:br/>
-        <w:t>Today's working class, those who work two and three part-time jobs to try and make ends meet, will find that their lot has not improved under NAFTA. They need well-paying jobs that provide pride and self-esteem now, not 35 years from now.</w:t>
+        <w:t>This page looks at Mexico's poor and the efforts of charitable groups to help.</w:t>
         <w:br/>
-        <w:t>We can thank President Clinton, along with his friends in Big Business, for creating all these ''throwaway'' people.</w:t>
+        <w:t>JUST THE FACTS</w:t>
+        <w:br/>
+        <w:t>* Mexico has 92.2 million people. Sixty percent are Mestizo (descended from Spanish or Portuguese and American Indians), 30 percent are American Indians and 9 percent Caucasian.</w:t>
+        <w:br/>
+        <w:t>* The country is 89 percent Roman Catholic.</w:t>
+        <w:br/>
+        <w:t>* With an area of 756,066 square miles, Mexico is three times the size of Texas.</w:t>
+        <w:br/>
+        <w:t>COMMON PROBLEMS</w:t>
+        <w:br/>
+        <w:t>* No one knows exactly how much charities and nonprofit groups spend in Mexico. About a dozen of the larger charities spent a combined $ 30 million in 1995. Some estimate total spending at $ 100 million.</w:t>
+        <w:br/>
+        <w:t>* Some groups collect surplus U.S. goods and equipment and then dump it in Mexico. While corporations receive a tax break and charities boast of the dollar value of these free 'gifts in kind,' many inappropriate shipments fill warehouses and hospital storage rooms.</w:t>
+        <w:br/>
+        <w:t>* In Chiapas, a pastor complained that U.S. churches were shipping high-heeled shoes and brassieres for Indian women, who wear neither. What they needed were bolts of fabric they could use to make traditional clothing or the sandals they prefer for their children.</w:t>
+        <w:br/>
+        <w:t>* One U.S. aid group sent powdered milk to a Chiapas town, only to discover that it was used unwittingly as fertilizer. Its canned goods were used to prop up rickety tables.</w:t>
+        <w:br/>
+        <w:t>* U.S. nonprofit organizations and charities are seen by their Mexican counterparts as cash cows. Projects are ruined, abandoned or delayed because struggling Mexican aid workers invent phantom programs or embezzle money.</w:t>
+        <w:br/>
+        <w:t>* Mexican officials commandeer valuable donated goods that wind up on the open market or are distributed as aid from the government.</w:t>
+        <w:br/>
+        <w:t>* Along the border, and in Mexico City, short-dated medicine given by U.S. drug companies, charities and churches expires before it can be used.</w:t>
+        <w:br/>
+        <w:t>* Mexican authorities have cracked down on the mercy missions of groups of 'flying doctors.' In northern Mexico, U.S. doctors fly in without federal permission to treat villagers, hoping the federal government won't boot them out.</w:t>
+        <w:br/>
+        <w:t>* At the Brownsville-Matamoros border, a church group that says it can't get permits to legally import aid smuggles food, clothing and medicine for families living in garbage dumps and on arid gulf islands. Another missionary, Mark Rollins of Christ for Humanity in Tulsa, Okla., says the situation has forced missionaries to become 'contrabandistas.'</w:t>
+        <w:br/>
+        <w:t>ECONOMY IN CRISIS</w:t>
+        <w:br/>
+        <w:t>* On Jan. 1, 1994, the North American Free Trade Agreement was enacted with high hopes that it would cement Mexico's stature as a major trading power and economic dynamo. But that same day, Indians in Chiapas rebelled, reminding the newly well-off Mexico of its poverty.</w:t>
+        <w:br/>
+        <w:t>* A year later the over-valued peso and the economy had crashed. In 1995 the nation's economic output shrank almost 7 percent, the sharpest economic contraction in 60 years.</w:t>
+        <w:br/>
+        <w:t>* More than 2 million jobs have disappeared. Eight million people have been dumped out of the middle class. Working-class Mexicans have tumbled into poverty.</w:t>
+        <w:br/>
+        <w:t>* 'The economic crisis has been devastating to ordinary Mexicans,' said Professor Harley Shaiken, a labor specialist at the University of California, Berkeley. 'It equals and in some ways surpasses the Great Depression of the 1930s.'</w:t>
+        <w:br/>
+        <w:t>* With many Mexicans working two or three jobs just to make ends meet, they have neither time nor money for anything but survival. Mexican charities have found it difficult to recruit volunteers or raise enough money to get donated commodities across the U.S. border.</w:t>
+        <w:br/>
+        <w:t>* There's a dire need for food in northern Mexico, which is suffering its worst drought in 43 years. The Mexican government extended $ 1.147 billion in aid last month to residents of the drought area.</w:t>
+        <w:br/>
+        <w:t>CHARITIES CUT BACK</w:t>
+        <w:br/>
+        <w:t>* Mexico's new image as a first-world economy and major U.S. trade partner has been so well-established that some large charities have stopped working there altogether.</w:t>
+        <w:br/>
+        <w:t>* CARE no longer works in Mexico because the country's 'human development indicators' improved markedly two years ago - just before the economic collapse.</w:t>
+        <w:br/>
+        <w:t>* Oxfam America works with many Latin American and Caribbean countries, but it does not operate in Mexico.</w:t>
+        <w:br/>
+        <w:t>* Caritas Mexico has laid off 19 of its staff of 20 because of cuts from overseas donors.</w:t>
+        <w:br/>
+        <w:t>* Next year, the United Nations will close its World Food Program in Mexico and in all other 'middle-income countries.'</w:t>
+        <w:br/>
+        <w:t>GOVERNMENT RESPONSE</w:t>
+        <w:br/>
+        <w:t>* The Mexican government claims that Mexico has outgrown the need for charitable aid.</w:t>
+        <w:br/>
+        <w:t>* Unlike other needy countries, Mexico has never established a government agency to help collect, regulate and sort the aid it receives</w:t>
+        <w:br/>
+        <w:t>* 'In Mexico we are just trying to get to know the phenomenon (of charity work),' says Guillermo Ortiz, director of support for civil organizations. 'In terms of laws, there really isn't much to speak of.'</w:t>
+        <w:br/>
+        <w:t>* Government statistics about the number of Mexico's poor and their needs are scanty, outdated and conflicting.</w:t>
+        <w:br/>
+        <w:t>NEW STRATEGIES</w:t>
+        <w:br/>
+        <w:t>* Realizing that decades of handouts and quick-hit projects have done little to lift Mexico's poor, more U.S. charities are trying a different strategy: helping Mexicans help themselves.</w:t>
+        <w:br/>
+        <w:t>* This idea corresponds with a global trend in which aid providers are slowly shifting their focus to long-term, sustainable solutions.</w:t>
+        <w:br/>
+        <w:t>* 'We're very concerned about the fact that well-intended organizations go into an area wanting to help, but are doing giveaway programs which actually disempower the people,' says Dr. Paul Calhoun, director of Medical Ambassadors International.</w:t>
+        <w:br/>
+        <w:t>* Charities are learning that their best projects are based on close relationships with recipients. But forging those ties is difficult in U.S.-style mega-projects, and so charities and nonprofits are having to think small.</w:t>
+        <w:br/>
+        <w:t>* Heifer International of Little Rock, Ark., which donates livestock and training to needy families, found how to turn the Mexican recipients into an endless chain of donors. It now tells recipients at all of its 129 projects in Mexico that they must donate their cows' first offspring to other poor families.</w:t>
+        <w:br/>
+        <w:t>* Several American aid groups are trying an approach in Mexico that has shown its value in other parts of the world - building self-sufficiency with small community banks. The banks finance crafts cooperatives and small businesses.</w:t>
+        <w:br/>
+        <w:br/>
+        <w:t>Notes</w:t>
+        <w:br/>
+        <w:br/>
+        <w:t>NOTE: ELECTRONIC FILE OF GRAPHICS/CHART NOT AVAILABLE SEE MICROFILM EDITION!  Sources for this page include the San Jose Mercury News, Knight-Ridder News Service and The World Almanac and Book of Facts 1995. Page compilation and design by Doretta Donovan .</w:t>
         <w:br/>
         <w:br/>
         <w:t>Graphic</w:t>
@@ -67,7 +151,7 @@
         <w:br/>
         <w:t xml:space="preserve"> </w:t>
         <w:br/>
-        <w:t>DRAWING, Arcadio/La Nacion, Costa Rica</w:t>
+        <w:t>PHOTO: KAREN T. BORCHERS KNIGHT-RIDDER Residents of Santa Cruz La Almolonga in Chiapas, Mexico, must trudge a half-mile uphill to fetch water. In the background is a non-functioning water tower built, but never finished, by a charitable group called World Vision. World Vision officials said the project was stopped after funding cuts and the Mayan Indian rebellion that began in Chiapas in January 1994.</w:t>
       </w:r>
     </w:p>
     <w:sectPr>

--- a/example_articles/countries/Mexico/4.countries_Mexico_Other_publisher.docx
+++ b/example_articles/countries/Mexico/4.countries_Mexico_Other_publisher.docx
@@ -7,9 +7,7 @@
         <w:pStyle w:val="Heading1"/>
       </w:pPr>
       <w:r>
-        <w:t>AID FOR MEXICO'S POOR OFTEN WASTED;</w:t>
-        <w:br/>
-        <w:t>CHARITABLE DONATIONS ARE SQUANDERED; MISGUIDED PROJECTS FAIL</w:t>
+        <w:t>Roaming the world for simply the best meals ever</w:t>
       </w:r>
     </w:p>
     <w:p>
@@ -19,17 +17,17 @@
     </w:p>
     <w:p>
       <w:r>
-        <w:t>Date: 1996-08-14</w:t>
+        <w:t>Date: 1993-03-11</w:t>
       </w:r>
     </w:p>
     <w:p>
       <w:r>
-        <w:t>Section: NEWS,; WORLD UP CLOSE</w:t>
+        <w:t>Section: LIFE; Pg. 9D; Travel and Leisure</w:t>
       </w:r>
     </w:p>
     <w:p>
       <w:r>
-        <w:t>Source file: Other publishers/Files (500) (28).DOCX</w:t>
+        <w:t>Source file: Other publishers/Files (500) (29).DOCX</w:t>
       </w:r>
     </w:p>
     <w:p>
@@ -51,99 +49,71 @@
     </w:p>
     <w:p>
       <w:r>
-        <w:t>In the isolated Mexican mountain town of Santo Domingo Tepuxtepec, where every fourth infant dies before its first birthday, a gleaming new clinic with three well-trained doctors and nurses stands empty.</w:t>
+        <w:t>Dining out is one of the best things about taking a vacation, so USA TODAY's Craig Wilson asked five food experts where they had the best meal ever while traveling internationally.  It turns out their favorite places were as simple _ and out of the way _ as the food was spectacular.</w:t>
         <w:br/>
-        <w:t>Villagers, mostly Mixtec Indians, shun these strangers with their peculiar ways. Parents would rather take their families to traditional healers they know and trust than go to chaa tana - 'not one of us.'</w:t>
+        <w:t xml:space="preserve"> Mimi Sheraton, incognito food critic. Author of Mimi Sheraton's Favorite New York Restaurants (Prentice Hall Press, $ 13), former food critic for Conde Nast Traveler and The New York Times.</w:t>
         <w:br/>
-        <w:t>The clinic - built with $ 2,000 in donations to the Christian Children's Fund and operated with thousands more dollars each year - is testament to one of the key problems with U.S. aid projects in Mexico: A vast cultural gap divides what U.S. charities think Mexicans want and what they need.</w:t>
+        <w:t>- Where: Chez L'Ami Louis, 32 Rue Du Vert-Bois, 75003, Paris. Third Arrondissement.  "Still very, very tough to get in."</w:t>
         <w:br/>
-        <w:t>That gap is widened by Mexico's endemic corruption and lack of accountability. Nationwide, donations are squandered, and misguided projects fail to change the lives of the country's poorest.</w:t>
+        <w:t>- What to order: "It's a small menu, so order everything." Very meat and potatoes. No vegetables. You can get a salad if you want one, but that's about it. They don't like to cook fish and only serve scallops while in season. "Most fantastic foie gras I've even eaten in my life served with French bread grilled over the wood fire, and we usually share an order of snails. They're spectacular, in a haze of garlic, parsley and butter." Favorite dish: "incredible roast chicken _ golden, nut-brown definitive roasted chicken; and in season, late spring, you can also order it with morels in cream. They put a copper pot full of morels and cream right on the table and you eat them right along with the chicken. Absolutely simple food. It's perfect . . . They have baskets of exotic fruits, and almonds for dessert, but if you lived through all the rest the desserts aren't that important."</w:t>
         <w:br/>
-        <w:t>This page looks at Mexico's poor and the efforts of charitable groups to help.</w:t>
+        <w:t>- What makes the place special: "It's a dump. It hasn't been painted since 1926, I'm sure. It's small. Dark red with a patina of garlic and grilling. All the cooking is done over oak, and the room is heated by an iron stove with the same wood used for cooking. Someone once said it was reminiscent of incense burning in a church."</w:t>
         <w:br/>
-        <w:t>JUST THE FACTS</w:t>
+        <w:t>- Cost: "It's not cheap. Easily $ 100 per person, depending on how much you want to share and how much wine you drink."</w:t>
         <w:br/>
-        <w:t>* Mexico has 92.2 million people. Sixty percent are Mestizo (descended from Spanish or Portuguese and American Indians), 30 percent are American Indians and 9 percent Caucasian.</w:t>
+        <w:t xml:space="preserve"> Jonell Nash, food editor, Essence magazine.</w:t>
         <w:br/>
-        <w:t>* The country is 89 percent Roman Catholic.</w:t>
+        <w:t xml:space="preserve"> </w:t>
         <w:br/>
-        <w:t>* With an area of 756,066 square miles, Mexico is three times the size of Texas.</w:t>
+        <w:t>- Where: Peppers, 31 Upper Waterloo Road, Kingston, Jamaica.</w:t>
         <w:br/>
-        <w:t>COMMON PROBLEMS</w:t>
+        <w:t>- What to order: Jamaican jerk chicken, pork or sausage. "They have jerk (very succulent, peppery marinade) that is just so wonderful. The best. It was my first experience eating authentic Jamaican jerk. I'd had stateside versions of it, but this is the real thing. It was sensational. I was expecting it to come on a plate with a couple of side orders, but it was just jerk, served out of cardboard containers, I think." Everybody on the island drinks the local Red Stripe beer. There's also the coconut water, but it's an acquired taste. "If you want side dishes, it's peas and rice, which is really a small red kidney bean. It's served with almost every dinner."</w:t>
         <w:br/>
-        <w:t>* No one knows exactly how much charities and nonprofit groups spend in Mexico. About a dozen of the larger charities spent a combined $ 30 million in 1995. Some estimate total spending at $ 100 million.</w:t>
+        <w:t>- What makes the place special: "It's open air, and it's owned by Jamaicans and it's not geared toward tourists. That's the best thing about it. I would describe it as an upscale in-spot for locals. Nothing fancy. Not even any tablecloths if I remember correctly. I think there were even plastic forks, if you got a fork at all. It's that kind of place."</w:t>
         <w:br/>
-        <w:t>* Some groups collect surplus U.S. goods and equipment and then dump it in Mexico. While corporations receive a tax break and charities boast of the dollar value of these free 'gifts in kind,' many inappropriate shipments fill warehouses and hospital storage rooms.</w:t>
+        <w:t>- Cost: "Very affordable. Not much at all. Don't worry." Under $ 20 per person.</w:t>
         <w:br/>
-        <w:t>* In Chiapas, a pastor complained that U.S. churches were shipping high-heeled shoes and brassieres for Indian women, who wear neither. What they needed were bolts of fabric they could use to make traditional clothing or the sandals they prefer for their children.</w:t>
+        <w:t xml:space="preserve"> Douglas Rodriquez, chef at trend-setting YUCA restaurant, Coral Gables, Fla.</w:t>
         <w:br/>
-        <w:t>* One U.S. aid group sent powdered milk to a Chiapas town, only to discover that it was used unwittingly as fertilizer. Its canned goods were used to prop up rickety tables.</w:t>
+        <w:t xml:space="preserve"> </w:t>
         <w:br/>
-        <w:t>* U.S. nonprofit organizations and charities are seen by their Mexican counterparts as cash cows. Projects are ruined, abandoned or delayed because struggling Mexican aid workers invent phantom programs or embezzle money.</w:t>
+        <w:t>- Where: El Olivo Restaurante, General Gallegos, 1, c/v a Juan Ramon Jimenez, 28036 Madrid, Spain.</w:t>
         <w:br/>
-        <w:t>* Mexican officials commandeer valuable donated goods that wind up on the open market or are distributed as aid from the government.</w:t>
+        <w:t>- What to order: Olive pesto with fresh baked bread. Spanish prosciutto served with cheese. Very plain. "The fish entrees were the most memorable. We had some salmon and this amazing squid dish that was absolutely delicious. Tiny, minute squids." The chef "just kept sending stuff out of the kitchen. It was like a giant taste test. Great selection of brandies at the end of the night _ on a rolling cart.</w:t>
         <w:br/>
-        <w:t>* Along the border, and in Mexico City, short-dated medicine given by U.S. drug companies, charities and churches expires before it can be used.</w:t>
+        <w:t>- What makes the place special: "The restaurant is nothing special, but the hospitality of the chef was incredible. He went from table to table. It was like a 'Come into my home' type of thing."</w:t>
         <w:br/>
-        <w:t>* Mexican authorities have cracked down on the mercy missions of groups of 'flying doctors.' In northern Mexico, U.S. doctors fly in without federal permission to treat villagers, hoping the federal government won't boot them out.</w:t>
+        <w:t>- Cost: "Very moderate by Spanish standards. Probably about $ 50 a person."</w:t>
         <w:br/>
-        <w:t>* At the Brownsville-Matamoros border, a church group that says it can't get permits to legally import aid smuggles food, clothing and medicine for families living in garbage dumps and on arid gulf islands. Another missionary, Mark Rollins of Christ for Humanity in Tulsa, Okla., says the situation has forced missionaries to become 'contrabandistas.'</w:t>
+        <w:t xml:space="preserve"> Jeff Smith, author of The Frugal Gourmet's Culinary Handbook (William Morrow,$ 23); TV's The Frugal Gourmet.</w:t>
         <w:br/>
-        <w:t>ECONOMY IN CRISIS</w:t>
+        <w:t xml:space="preserve"> </w:t>
         <w:br/>
-        <w:t>* On Jan. 1, 1994, the North American Free Trade Agreement was enacted with high hopes that it would cement Mexico's stature as a major trading power and economic dynamo. But that same day, Indians in Chiapas rebelled, reminding the newly well-off Mexico of its poverty.</w:t>
+        <w:t>- Where: Trattoria Vecchio Molinetto, Parma, Italy. "Down a dirt road, behind some trees, just outside of town. Everyone knows where it is. . . . Eat outside."</w:t>
         <w:br/>
-        <w:t>* A year later the over-valued peso and the economy had crashed. In 1995 the nation's economic output shrank almost 7 percent, the sharpest economic contraction in 60 years.</w:t>
+        <w:t>- What to order: Agnolini (large ravioli but made with very thin pasta) _ huge pillows stuffed with veal and ricotta cheese. Then a noodle soup. "But the best is the chicken twice cooked. (The cook) pan roasts chicken halves in rosemary butter and when it's just about cooked through, she removes them, smashes them onto a hot steel griddle, and then she presses them until they have a rosemary butter crunchy skin. Caramelized. It's just fabulous."</w:t>
         <w:br/>
-        <w:t>* More than 2 million jobs have disappeared. Eight million people have been dumped out of the middle class. Working-class Mexicans have tumbled into poverty.</w:t>
+        <w:t>- What makes the place special: "It's an old joint run for 38 years by an old lady, Ermina Marasi. She runs a kitchen with an iron hand. She shoots the chefs who just drive by! And the husband is a little man who never leaves the bar. It's a great place."</w:t>
         <w:br/>
-        <w:t>* 'The economic crisis has been devastating to ordinary Mexicans,' said Professor Harley Shaiken, a labor specialist at the University of California, Berkeley. 'It equals and in some ways surpasses the Great Depression of the 1930s.'</w:t>
+        <w:t>- Cost: "This place is not terribly expensive by Italian standards. You can have a nice meal for $ 70 per person, with wine, for four courses. You can get by cheaper, but what's the point?"</w:t>
         <w:br/>
-        <w:t>* With many Mexicans working two or three jobs just to make ends meet, they have neither time nor money for anything but survival. Mexican charities have found it difficult to recruit volunteers or raise enough money to get donated commodities across the U.S. border.</w:t>
+        <w:t xml:space="preserve"> Amal Naj, author of Pepper: A Story of Hot Pursuits (Knopf,$ 23).</w:t>
         <w:br/>
-        <w:t>* There's a dire need for food in northern Mexico, which is suffering its worst drought in 43 years. The Mexican government extended $ 1.147 billion in aid last month to residents of the drought area.</w:t>
+        <w:t xml:space="preserve"> </w:t>
         <w:br/>
-        <w:t>CHARITIES CUT BACK</w:t>
+        <w:t>- Where: Los Almendros, Merida, Yucatan, Mexico.</w:t>
         <w:br/>
-        <w:t>* Mexico's new image as a first-world economy and major U.S. trade partner has been so well-established that some large charities have stopped working there altogether.</w:t>
+        <w:t>- What to order: Start with "Panuchos Yucatecos," tortillas filled with vinegar-flavored fried black beans and slivers of turkey that's lightly seasoned with black pepper. Although picante salsas and sauces made with habanero, the world's hottest pepper, are on the table, ask for a toasted habanero in fresh lime juice as an additional garnish. For drink, try Negra Leon, the local dark beer. Follow with a light soup (sopa de lima or sopa de queso), and reserve a large appetite for the delicate venison (from small deer that's abundant in the region) and pork. "My favorite is cochinita pibil, which is pig rubbed with achiote, sour orange juice and other spices, and wrapped in banana leaves and baked in a pit."</w:t>
         <w:br/>
-        <w:t>* CARE no longer works in Mexico because the country's 'human development indicators' improved markedly two years ago - just before the economic collapse.</w:t>
+        <w:t>- What makes the place special: It has the ambience of a bustling coffeehouse _ the restaurant is frequented mostly by the working class. "I had a meal that was extraordinary for the active experience it offered in the mouth and the palate. It reminds me how much in fine dining in the West _ dishes presented with architectural flourishes, on oversized plates, with broths and sauces colored and scented with licensed arrogance _ food has lost its connection with the world outside."</w:t>
         <w:br/>
-        <w:t>* Oxfam America works with many Latin American and Caribbean countries, but it does not operate in Mexico.</w:t>
-        <w:br/>
-        <w:t>* Caritas Mexico has laid off 19 of its staff of 20 because of cuts from overseas donors.</w:t>
-        <w:br/>
-        <w:t>* Next year, the United Nations will close its World Food Program in Mexico and in all other 'middle-income countries.'</w:t>
-        <w:br/>
-        <w:t>GOVERNMENT RESPONSE</w:t>
-        <w:br/>
-        <w:t>* The Mexican government claims that Mexico has outgrown the need for charitable aid.</w:t>
-        <w:br/>
-        <w:t>* Unlike other needy countries, Mexico has never established a government agency to help collect, regulate and sort the aid it receives</w:t>
-        <w:br/>
-        <w:t>* 'In Mexico we are just trying to get to know the phenomenon (of charity work),' says Guillermo Ortiz, director of support for civil organizations. 'In terms of laws, there really isn't much to speak of.'</w:t>
-        <w:br/>
-        <w:t>* Government statistics about the number of Mexico's poor and their needs are scanty, outdated and conflicting.</w:t>
-        <w:br/>
-        <w:t>NEW STRATEGIES</w:t>
-        <w:br/>
-        <w:t>* Realizing that decades of handouts and quick-hit projects have done little to lift Mexico's poor, more U.S. charities are trying a different strategy: helping Mexicans help themselves.</w:t>
-        <w:br/>
-        <w:t>* This idea corresponds with a global trend in which aid providers are slowly shifting their focus to long-term, sustainable solutions.</w:t>
-        <w:br/>
-        <w:t>* 'We're very concerned about the fact that well-intended organizations go into an area wanting to help, but are doing giveaway programs which actually disempower the people,' says Dr. Paul Calhoun, director of Medical Ambassadors International.</w:t>
-        <w:br/>
-        <w:t>* Charities are learning that their best projects are based on close relationships with recipients. But forging those ties is difficult in U.S.-style mega-projects, and so charities and nonprofits are having to think small.</w:t>
-        <w:br/>
-        <w:t>* Heifer International of Little Rock, Ark., which donates livestock and training to needy families, found how to turn the Mexican recipients into an endless chain of donors. It now tells recipients at all of its 129 projects in Mexico that they must donate their cows' first offspring to other poor families.</w:t>
-        <w:br/>
-        <w:t>* Several American aid groups are trying an approach in Mexico that has shown its value in other parts of the world - building self-sufficiency with small community banks. The banks finance crafts cooperatives and small businesses.</w:t>
+        <w:t>- Cost: Less than $ 30 for two.</w:t>
         <w:br/>
         <w:br/>
         <w:t>Notes</w:t>
         <w:br/>
         <w:br/>
-        <w:t>NOTE: ELECTRONIC FILE OF GRAPHICS/CHART NOT AVAILABLE SEE MICROFILM EDITION!  Sources for this page include the San Jose Mercury News, Knight-Ridder News Service and The World Almanac and Book of Facts 1995. Page compilation and design by Doretta Donovan .</w:t>
+        <w:t>LEISURE TRAVEL BONUS SECTION; DINING OUT</w:t>
         <w:br/>
         <w:br/>
         <w:t>Graphic</w:t>
@@ -151,7 +121,7 @@
         <w:br/>
         <w:t xml:space="preserve"> </w:t>
         <w:br/>
-        <w:t>PHOTO: KAREN T. BORCHERS KNIGHT-RIDDER Residents of Santa Cruz La Almolonga in Chiapas, Mexico, must trudge a half-mile uphill to fetch water. In the background is a non-functioning water tower built, but never finished, by a charitable group called World Vision. World Vision officials said the project was stopped after funding cuts and the Mayan Indian rebellion that began in Chiapas in January 1994.</w:t>
+        <w:t>PHOTO, b/w, Robert Deutsch, USA TODAY; PHOTO, b/w, Bruce Wilson; PHOTO, b/w, Nancy Crampton; PHOTO, b/w; PHOTO, b/w, Maggie Rodriquez</w:t>
       </w:r>
     </w:p>
     <w:sectPr>
